--- a/System_Design_Documentation.docx
+++ b/System_Design_Documentation.docx
@@ -5,7 +5,12 @@
     <w:sdt>
       <w:sdtPr>
         <w:rPr>
+          <w:rFonts w:eastAsiaTheme="minorHAnsi"/>
+          <w:kern w:val="2"/>
           <w:sz w:val="2"/>
+          <w:szCs w:val="24"/>
+          <w:lang w:val="en-AU"/>
+          <w14:ligatures w14:val="standardContextual"/>
         </w:rPr>
         <w:id w:val="-2119368921"/>
         <w:docPartObj>
@@ -15,11 +20,7 @@
       </w:sdtPr>
       <w:sdtEndPr>
         <w:rPr>
-          <w:rFonts w:eastAsiaTheme="minorHAnsi"/>
-          <w:kern w:val="2"/>
           <w:sz w:val="24"/>
-          <w:szCs w:val="24"/>
-          <w14:ligatures w14:val="standardContextual"/>
         </w:rPr>
       </w:sdtEndPr>
       <w:sdtContent>

--- a/System_Design_Documentation.docx
+++ b/System_Design_Documentation.docx
@@ -156,6 +156,7 @@
                                     <w:dataBinding w:prefixMappings="xmlns:ns0='http://purl.org/dc/elements/1.1/' xmlns:ns1='http://schemas.openxmlformats.org/package/2006/metadata/core-properties' " w:xpath="/ns1:coreProperties[1]/ns0:subject[1]" w:storeItemID="{6C3C8BC8-F283-45AE-878A-BAB7291924A1}"/>
                                     <w:text/>
                                   </w:sdtPr>
+                                  <w:sdtEndPr/>
                                   <w:sdtContent>
                                     <w:r>
                                       <w:rPr>
@@ -909,6 +910,7 @@
                                     <w:dataBinding w:prefixMappings="xmlns:ns0='http://schemas.openxmlformats.org/officeDocument/2006/extended-properties' " w:xpath="/ns0:Properties[1]/ns0:Company[1]" w:storeItemID="{6668398D-A668-4E3E-A5EB-62B293D839F1}"/>
                                     <w:text/>
                                   </w:sdtPr>
+                                  <w:sdtEndPr/>
                                   <w:sdtContent>
                                     <w:r>
                                       <w:rPr>
@@ -934,6 +936,7 @@
                                   <w:dataBinding w:prefixMappings="xmlns:ns0='http://purl.org/dc/elements/1.1/' xmlns:ns1='http://schemas.openxmlformats.org/package/2006/metadata/core-properties' " w:xpath="/ns1:coreProperties[1]/ns1:category[1]" w:storeItemID="{6C3C8BC8-F283-45AE-878A-BAB7291924A1}"/>
                                   <w:text/>
                                 </w:sdtPr>
+                                <w:sdtEndPr/>
                                 <w:sdtContent>
                                   <w:p>
                                     <w:pPr>
@@ -1089,9 +1092,9 @@
         </w:rPr>
         <w:lastRenderedPageBreak/>
         <w:drawing>
-          <wp:inline distT="0" distB="0" distL="0" distR="0" wp14:anchorId="0F0104A0" wp14:editId="59211EE4">
-            <wp:extent cx="6561502" cy="3196424"/>
-            <wp:effectExtent l="0" t="0" r="0" b="4445"/>
+          <wp:inline distT="0" distB="0" distL="0" distR="0" wp14:anchorId="0F0104A0" wp14:editId="6DFA8A6F">
+            <wp:extent cx="6679095" cy="4167300"/>
+            <wp:effectExtent l="0" t="0" r="7620" b="5080"/>
             <wp:docPr id="256270039" name="Picture 1"/>
             <wp:cNvGraphicFramePr>
               <a:graphicFrameLocks xmlns:a="http://schemas.openxmlformats.org/drawingml/2006/main" noChangeAspect="1"/>
@@ -1100,7 +1103,7 @@
               <a:graphicData uri="http://schemas.openxmlformats.org/drawingml/2006/picture">
                 <pic:pic xmlns:pic="http://schemas.openxmlformats.org/drawingml/2006/picture">
                   <pic:nvPicPr>
-                    <pic:cNvPr id="256270039" name="Picture 256270039"/>
+                    <pic:cNvPr id="256270039" name="Picture 1"/>
                     <pic:cNvPicPr/>
                   </pic:nvPicPr>
                   <pic:blipFill>
@@ -1118,7 +1121,7 @@
                   <pic:spPr>
                     <a:xfrm>
                       <a:off x="0" y="0"/>
-                      <a:ext cx="6570006" cy="3200567"/>
+                      <a:ext cx="6692325" cy="4175555"/>
                     </a:xfrm>
                     <a:prstGeom prst="rect">
                       <a:avLst/>
@@ -1354,16 +1357,8 @@
         <w:rPr>
           <w:lang w:val="en-US"/>
         </w:rPr>
-        <w:t xml:space="preserve">Players: Must have a name, play area for cards, bank to store </w:t>
+        <w:t>Players: Must have a name, play area for cards, bank to store bankCards</w:t>
       </w:r>
-      <w:proofErr w:type="spellStart"/>
-      <w:r>
-        <w:rPr>
-          <w:lang w:val="en-US"/>
-        </w:rPr>
-        <w:t>bankCards</w:t>
-      </w:r>
-      <w:proofErr w:type="spellEnd"/>
     </w:p>
     <w:p>
       <w:pPr>
@@ -1380,21 +1375,7 @@
         <w:rPr>
           <w:lang w:val="en-US"/>
         </w:rPr>
-        <w:t xml:space="preserve">Card: Abstract class to allow all other suits to inherit common attributes and methods such as value, type, </w:t>
-      </w:r>
-      <w:proofErr w:type="gramStart"/>
-      <w:r>
-        <w:rPr>
-          <w:lang w:val="en-US"/>
-        </w:rPr>
-        <w:t>play(</w:t>
-      </w:r>
-      <w:proofErr w:type="gramEnd"/>
-      <w:r>
-        <w:rPr>
-          <w:lang w:val="en-US"/>
-        </w:rPr>
-        <w:t>), etc.</w:t>
+        <w:t>Card: Abstract class to allow all other suits to inherit common attributes and methods such as value, type, play(), etc.</w:t>
       </w:r>
     </w:p>
     <w:p>
@@ -1412,25 +1393,30 @@
         <w:rPr>
           <w:lang w:val="en-US"/>
         </w:rPr>
-        <w:t xml:space="preserve">Enum </w:t>
+        <w:t>Enum CardType relies on the existence of Card</w:t>
       </w:r>
-      <w:proofErr w:type="spellStart"/>
       <w:r>
         <w:rPr>
           <w:lang w:val="en-US"/>
         </w:rPr>
-        <w:t>CardType</w:t>
-      </w:r>
-      <w:proofErr w:type="spellEnd"/>
-      <w:r>
-        <w:rPr>
-          <w:lang w:val="en-US"/>
-        </w:rPr>
-        <w:t xml:space="preserve"> relies on the existence of Card</w:t>
+        <w:t>.</w:t>
       </w:r>
     </w:p>
     <w:p>
       <w:pPr>
+        <w:rPr>
+          <w:lang w:val="en-US"/>
+        </w:rPr>
+      </w:pPr>
+      <w:r>
+        <w:rPr>
+          <w:lang w:val="en-US"/>
+        </w:rPr>
+        <w:br w:type="page"/>
+      </w:r>
+    </w:p>
+    <w:p>
+      <w:pPr>
         <w:pStyle w:val="Heading2"/>
         <w:rPr>
           <w:lang w:val="en-US"/>
@@ -1440,6 +1426,7 @@
         <w:rPr>
           <w:lang w:val="en-US"/>
         </w:rPr>
+        <w:lastRenderedPageBreak/>
         <w:t>External Considerations</w:t>
       </w:r>
     </w:p>
@@ -1458,13 +1445,25 @@
         <w:rPr>
           <w:lang w:val="en-US"/>
         </w:rPr>
-        <w:t>Anchor suit</w:t>
+        <w:t>A majority of the workload is handled by the Game class and the Player class</w:t>
       </w:r>
       <w:r>
         <w:rPr>
           <w:lang w:val="en-US"/>
         </w:rPr>
-        <w:t>?</w:t>
+        <w:t xml:space="preserve">, which could’ve been handled more efficiently if some responsibilities were split into classes of their own to allow more flexibility for future expansions of the system. Since the assignment specs were specific and didn’t put a heavy emphasis on the future expansion, the program was designed to </w:t>
+      </w:r>
+      <w:r>
+        <w:rPr>
+          <w:lang w:val="en-US"/>
+        </w:rPr>
+        <w:t xml:space="preserve">fit specific criteria. For example, the implementation of players currently is strictly limited to 2 players </w:t>
+      </w:r>
+      <w:r>
+        <w:rPr>
+          <w:lang w:val="en-US"/>
+        </w:rPr>
+        <w:t>(even though minor tweaks can allow flexibility).</w:t>
       </w:r>
     </w:p>
     <w:sectPr>
@@ -1516,6 +1515,7 @@
         <w:docPartUnique/>
       </w:docPartObj>
     </w:sdtPr>
+    <w:sdtEndPr/>
     <w:sdtContent>
       <w:sdt>
         <w:sdtPr>
@@ -1525,6 +1525,7 @@
             <w:docPartUnique/>
           </w:docPartObj>
         </w:sdtPr>
+        <w:sdtEndPr/>
         <w:sdtContent>
           <w:p>
             <w:pPr>
